--- a/Report/Perch_figures/Kvädöfjärden_bayesian_p_prop_zero.docx
+++ b/Report/Perch_figures/Kvädöfjärden_bayesian_p_prop_zero.docx
@@ -352,7 +352,7 @@
                 <w:szCs w:val="22"/>
                 <w:color w:val="000000"/>
               </w:rPr>
-              <w:t xml:space="preserve">0.02</w:t>
+              <w:t xml:space="preserve">0.00</w:t>
             </w:r>
           </w:p>
         </w:tc>
@@ -464,7 +464,7 @@
                 <w:szCs w:val="22"/>
                 <w:color w:val="000000"/>
               </w:rPr>
-              <w:t xml:space="preserve">0.09</w:t>
+              <w:t xml:space="preserve">0.14</w:t>
             </w:r>
           </w:p>
         </w:tc>
@@ -576,7 +576,7 @@
                 <w:szCs w:val="22"/>
                 <w:color w:val="000000"/>
               </w:rPr>
-              <w:t xml:space="preserve">0.38</w:t>
+              <w:t xml:space="preserve">0.53</w:t>
             </w:r>
           </w:p>
         </w:tc>
@@ -688,7 +688,7 @@
                 <w:szCs w:val="22"/>
                 <w:color w:val="000000"/>
               </w:rPr>
-              <w:t xml:space="preserve">0.67</w:t>
+              <w:t xml:space="preserve">0.80</w:t>
             </w:r>
           </w:p>
         </w:tc>
@@ -800,7 +800,7 @@
                 <w:szCs w:val="22"/>
                 <w:color w:val="000000"/>
               </w:rPr>
-              <w:t xml:space="preserve">0.84</w:t>
+              <w:t xml:space="preserve">0.92</w:t>
             </w:r>
           </w:p>
         </w:tc>

--- a/Report/Perch_figures/Kvädöfjärden_bayesian_p_prop_zero.docx
+++ b/Report/Perch_figures/Kvädöfjärden_bayesian_p_prop_zero.docx
@@ -464,14 +464,14 @@
                 <w:szCs w:val="22"/>
                 <w:color w:val="000000"/>
               </w:rPr>
-              <w:t xml:space="preserve">0.14</w:t>
+              <w:t xml:space="preserve">0.10</w:t>
             </w:r>
           </w:p>
         </w:tc>
       </w:tr>
       <w:tr>
         <w:trPr>
-          <w:trHeight w:val="572" w:hRule="auto"/>
+          <w:trHeight w:val="571" w:hRule="auto"/>
         </w:trPr>
         body4
         <w:tc>
@@ -576,14 +576,14 @@
                 <w:szCs w:val="22"/>
                 <w:color w:val="000000"/>
               </w:rPr>
-              <w:t xml:space="preserve">0.53</w:t>
+              <w:t xml:space="preserve">0.44</w:t>
             </w:r>
           </w:p>
         </w:tc>
       </w:tr>
       <w:tr>
         <w:trPr>
-          <w:trHeight w:val="571" w:hRule="auto"/>
+          <w:trHeight w:val="572" w:hRule="auto"/>
         </w:trPr>
         body5
         <w:tc>
@@ -688,7 +688,7 @@
                 <w:szCs w:val="22"/>
                 <w:color w:val="000000"/>
               </w:rPr>
-              <w:t xml:space="preserve">0.80</w:t>
+              <w:t xml:space="preserve">0.83</w:t>
             </w:r>
           </w:p>
         </w:tc>
@@ -800,7 +800,7 @@
                 <w:szCs w:val="22"/>
                 <w:color w:val="000000"/>
               </w:rPr>
-              <w:t xml:space="preserve">0.92</w:t>
+              <w:t xml:space="preserve">0.94</w:t>
             </w:r>
           </w:p>
         </w:tc>

--- a/Report/Perch_figures/Kvädöfjärden_bayesian_p_prop_zero.docx
+++ b/Report/Perch_figures/Kvädöfjärden_bayesian_p_prop_zero.docx
@@ -352,7 +352,7 @@
                 <w:szCs w:val="22"/>
                 <w:color w:val="000000"/>
               </w:rPr>
-              <w:t xml:space="preserve">0.00</w:t>
+              <w:t xml:space="preserve">0.02</w:t>
             </w:r>
           </w:p>
         </w:tc>
@@ -464,14 +464,14 @@
                 <w:szCs w:val="22"/>
                 <w:color w:val="000000"/>
               </w:rPr>
-              <w:t xml:space="preserve">0.10</w:t>
+              <w:t xml:space="preserve">0.07</w:t>
             </w:r>
           </w:p>
         </w:tc>
       </w:tr>
       <w:tr>
         <w:trPr>
-          <w:trHeight w:val="571" w:hRule="auto"/>
+          <w:trHeight w:val="572" w:hRule="auto"/>
         </w:trPr>
         body4
         <w:tc>
@@ -576,14 +576,14 @@
                 <w:szCs w:val="22"/>
                 <w:color w:val="000000"/>
               </w:rPr>
-              <w:t xml:space="preserve">0.44</w:t>
+              <w:t xml:space="preserve">0.37</w:t>
             </w:r>
           </w:p>
         </w:tc>
       </w:tr>
       <w:tr>
         <w:trPr>
-          <w:trHeight w:val="572" w:hRule="auto"/>
+          <w:trHeight w:val="571" w:hRule="auto"/>
         </w:trPr>
         body5
         <w:tc>
@@ -688,7 +688,7 @@
                 <w:szCs w:val="22"/>
                 <w:color w:val="000000"/>
               </w:rPr>
-              <w:t xml:space="preserve">0.83</w:t>
+              <w:t xml:space="preserve">0.85</w:t>
             </w:r>
           </w:p>
         </w:tc>
@@ -800,7 +800,7 @@
                 <w:szCs w:val="22"/>
                 <w:color w:val="000000"/>
               </w:rPr>
-              <w:t xml:space="preserve">0.94</w:t>
+              <w:t xml:space="preserve">0.92</w:t>
             </w:r>
           </w:p>
         </w:tc>
